--- a/NestJS/from-docs/nestjs-notes-04.docx
+++ b/NestJS/from-docs/nestjs-notes-04.docx
@@ -747,17 +747,7 @@
           <w:sz w:val="21"/>
           <w:szCs w:val="21"/>
         </w:rPr>
-        <w:t xml:space="preserve"> </w:t>
-      </w:r>
-      <w:proofErr w:type="gramStart"/>
-      <w:r>
-        <w:rPr>
-          <w:rFonts w:ascii="Consolas" w:eastAsia="Times New Roman" w:hAnsi="Consolas" w:cs="Times New Roman"/>
-          <w:color w:val="3B3B3B"/>
-          <w:sz w:val="21"/>
-          <w:szCs w:val="21"/>
-        </w:rPr>
-        <w:t xml:space="preserve">{ </w:t>
+        <w:t xml:space="preserve"> { </w:t>
       </w:r>
       <w:r>
         <w:rPr>
@@ -768,7 +758,6 @@
         </w:rPr>
         <w:t>NestFactory</w:t>
       </w:r>
-      <w:proofErr w:type="gramEnd"/>
       <w:r>
         <w:rPr>
           <w:rFonts w:ascii="Consolas" w:eastAsia="Times New Roman" w:hAnsi="Consolas" w:cs="Times New Roman"/>
@@ -842,17 +831,7 @@
           <w:sz w:val="21"/>
           <w:szCs w:val="21"/>
         </w:rPr>
-        <w:t xml:space="preserve"> </w:t>
-      </w:r>
-      <w:proofErr w:type="gramStart"/>
-      <w:r>
-        <w:rPr>
-          <w:rFonts w:ascii="Consolas" w:eastAsia="Times New Roman" w:hAnsi="Consolas" w:cs="Times New Roman"/>
-          <w:color w:val="3B3B3B"/>
-          <w:sz w:val="21"/>
-          <w:szCs w:val="21"/>
-        </w:rPr>
-        <w:t xml:space="preserve">{ </w:t>
+        <w:t xml:space="preserve"> { </w:t>
       </w:r>
       <w:r>
         <w:rPr>
@@ -863,7 +842,6 @@
         </w:rPr>
         <w:t>AppModule</w:t>
       </w:r>
-      <w:proofErr w:type="gramEnd"/>
       <w:r>
         <w:rPr>
           <w:rFonts w:ascii="Consolas" w:eastAsia="Times New Roman" w:hAnsi="Consolas" w:cs="Times New Roman"/>
@@ -937,17 +915,7 @@
           <w:sz w:val="21"/>
           <w:szCs w:val="21"/>
         </w:rPr>
-        <w:t xml:space="preserve"> </w:t>
-      </w:r>
-      <w:proofErr w:type="gramStart"/>
-      <w:r>
-        <w:rPr>
-          <w:rFonts w:ascii="Consolas" w:eastAsia="Times New Roman" w:hAnsi="Consolas" w:cs="Times New Roman"/>
-          <w:color w:val="3B3B3B"/>
-          <w:sz w:val="21"/>
-          <w:szCs w:val="21"/>
-        </w:rPr>
-        <w:t xml:space="preserve">{ </w:t>
+        <w:t xml:space="preserve"> { </w:t>
       </w:r>
       <w:r>
         <w:rPr>
@@ -958,7 +926,6 @@
         </w:rPr>
         <w:t>CatsFilter</w:t>
       </w:r>
-      <w:proofErr w:type="gramEnd"/>
       <w:r>
         <w:rPr>
           <w:rFonts w:ascii="Consolas" w:eastAsia="Times New Roman" w:hAnsi="Consolas" w:cs="Times New Roman"/>
@@ -1032,17 +999,7 @@
           <w:sz w:val="21"/>
           <w:szCs w:val="21"/>
         </w:rPr>
-        <w:t xml:space="preserve"> </w:t>
-      </w:r>
-      <w:proofErr w:type="gramStart"/>
-      <w:r>
-        <w:rPr>
-          <w:rFonts w:ascii="Consolas" w:eastAsia="Times New Roman" w:hAnsi="Consolas" w:cs="Times New Roman"/>
-          <w:color w:val="3B3B3B"/>
-          <w:sz w:val="21"/>
-          <w:szCs w:val="21"/>
-        </w:rPr>
-        <w:t xml:space="preserve">{ </w:t>
+        <w:t xml:space="preserve"> { </w:t>
       </w:r>
       <w:r>
         <w:rPr>
@@ -1053,7 +1010,6 @@
         </w:rPr>
         <w:t>ValidationPipe</w:t>
       </w:r>
-      <w:proofErr w:type="gramEnd"/>
       <w:r>
         <w:rPr>
           <w:rFonts w:ascii="Consolas" w:eastAsia="Times New Roman" w:hAnsi="Consolas" w:cs="Times New Roman"/>
@@ -1147,7 +1103,6 @@
         </w:rPr>
         <w:t xml:space="preserve"> </w:t>
       </w:r>
-      <w:proofErr w:type="gramStart"/>
       <w:r>
         <w:rPr>
           <w:rFonts w:ascii="Consolas" w:eastAsia="Times New Roman" w:hAnsi="Consolas" w:cs="Times New Roman"/>
@@ -1164,17 +1119,7 @@
           <w:sz w:val="21"/>
           <w:szCs w:val="21"/>
         </w:rPr>
-        <w:t>(</w:t>
-      </w:r>
-      <w:proofErr w:type="gramEnd"/>
-      <w:r>
-        <w:rPr>
-          <w:rFonts w:ascii="Consolas" w:eastAsia="Times New Roman" w:hAnsi="Consolas" w:cs="Times New Roman"/>
-          <w:color w:val="3B3B3B"/>
-          <w:sz w:val="21"/>
-          <w:szCs w:val="21"/>
-        </w:rPr>
-        <w:t>) {</w:t>
+        <w:t>() {</w:t>
       </w:r>
     </w:p>
     <w:p>
@@ -1344,7 +1289,6 @@
         </w:rPr>
         <w:t xml:space="preserve">  </w:t>
       </w:r>
-      <w:proofErr w:type="gramStart"/>
       <w:r>
         <w:rPr>
           <w:rFonts w:ascii="Consolas" w:eastAsia="Times New Roman" w:hAnsi="Consolas" w:cs="Times New Roman"/>
@@ -1372,7 +1316,6 @@
         </w:rPr>
         <w:t>enableCors</w:t>
       </w:r>
-      <w:proofErr w:type="gramEnd"/>
       <w:r>
         <w:rPr>
           <w:rFonts w:ascii="Consolas" w:eastAsia="Times New Roman" w:hAnsi="Consolas" w:cs="Times New Roman"/>
@@ -1403,7 +1346,6 @@
         </w:rPr>
         <w:t xml:space="preserve">  </w:t>
       </w:r>
-      <w:proofErr w:type="gramStart"/>
       <w:r>
         <w:rPr>
           <w:rFonts w:ascii="Consolas" w:eastAsia="Times New Roman" w:hAnsi="Consolas" w:cs="Times New Roman"/>
@@ -1431,7 +1373,6 @@
         </w:rPr>
         <w:t>useGlobalFilters</w:t>
       </w:r>
-      <w:proofErr w:type="gramEnd"/>
       <w:r>
         <w:rPr>
           <w:rFonts w:ascii="Consolas" w:eastAsia="Times New Roman" w:hAnsi="Consolas" w:cs="Times New Roman"/>
@@ -1498,7 +1439,6 @@
         </w:rPr>
         <w:t xml:space="preserve">  </w:t>
       </w:r>
-      <w:proofErr w:type="gramStart"/>
       <w:r>
         <w:rPr>
           <w:rFonts w:ascii="Consolas" w:eastAsia="Times New Roman" w:hAnsi="Consolas" w:cs="Times New Roman"/>
@@ -1526,7 +1466,6 @@
         </w:rPr>
         <w:t>useGlobalPipes</w:t>
       </w:r>
-      <w:proofErr w:type="gramEnd"/>
       <w:r>
         <w:rPr>
           <w:rFonts w:ascii="Consolas" w:eastAsia="Times New Roman" w:hAnsi="Consolas" w:cs="Times New Roman"/>
@@ -1803,7 +1742,6 @@
         </w:rPr>
         <w:t xml:space="preserve"> </w:t>
       </w:r>
-      <w:proofErr w:type="gramStart"/>
       <w:r>
         <w:rPr>
           <w:rFonts w:ascii="Consolas" w:eastAsia="Times New Roman" w:hAnsi="Consolas" w:cs="Times New Roman"/>
@@ -1831,7 +1769,6 @@
         </w:rPr>
         <w:t>listen</w:t>
       </w:r>
-      <w:proofErr w:type="gramEnd"/>
       <w:r>
         <w:rPr>
           <w:rFonts w:ascii="Consolas" w:eastAsia="Times New Roman" w:hAnsi="Consolas" w:cs="Times New Roman"/>
@@ -1964,7 +1901,6 @@
           <w:szCs w:val="21"/>
         </w:rPr>
       </w:pPr>
-      <w:proofErr w:type="gramStart"/>
       <w:r>
         <w:rPr>
           <w:rFonts w:ascii="Consolas" w:eastAsia="Times New Roman" w:hAnsi="Consolas" w:cs="Times New Roman"/>
@@ -1981,17 +1917,7 @@
           <w:sz w:val="21"/>
           <w:szCs w:val="21"/>
         </w:rPr>
-        <w:t>(</w:t>
-      </w:r>
-      <w:proofErr w:type="gramEnd"/>
-      <w:r>
-        <w:rPr>
-          <w:rFonts w:ascii="Consolas" w:eastAsia="Times New Roman" w:hAnsi="Consolas" w:cs="Times New Roman"/>
-          <w:color w:val="3B3B3B"/>
-          <w:sz w:val="21"/>
-          <w:szCs w:val="21"/>
-        </w:rPr>
-        <w:t>);</w:t>
+        <w:t>();</w:t>
       </w:r>
     </w:p>
     <w:p>
@@ -2259,7 +2185,6 @@
         </w:rPr>
         <w:t>    @</w:t>
       </w:r>
-      <w:proofErr w:type="gramStart"/>
       <w:r>
         <w:rPr>
           <w:rFonts w:ascii="Consolas" w:eastAsia="Times New Roman" w:hAnsi="Consolas" w:cs="Times New Roman"/>
@@ -2276,17 +2201,7 @@
           <w:sz w:val="21"/>
           <w:szCs w:val="21"/>
         </w:rPr>
-        <w:t>(</w:t>
-      </w:r>
-      <w:proofErr w:type="gramEnd"/>
-      <w:r>
-        <w:rPr>
-          <w:rFonts w:ascii="Consolas" w:eastAsia="Times New Roman" w:hAnsi="Consolas" w:cs="Times New Roman"/>
-          <w:color w:val="3B3B3B"/>
-          <w:sz w:val="21"/>
-          <w:szCs w:val="21"/>
-        </w:rPr>
-        <w:t>)</w:t>
+        <w:t>()</w:t>
       </w:r>
     </w:p>
     <w:p>
@@ -2309,7 +2224,6 @@
         </w:rPr>
         <w:t>    @</w:t>
       </w:r>
-      <w:proofErr w:type="gramStart"/>
       <w:r>
         <w:rPr>
           <w:rFonts w:ascii="Consolas" w:eastAsia="Times New Roman" w:hAnsi="Consolas" w:cs="Times New Roman"/>
@@ -2326,17 +2240,7 @@
           <w:sz w:val="21"/>
           <w:szCs w:val="21"/>
         </w:rPr>
-        <w:t>(</w:t>
-      </w:r>
-      <w:proofErr w:type="gramEnd"/>
-      <w:r>
-        <w:rPr>
-          <w:rFonts w:ascii="Consolas" w:eastAsia="Times New Roman" w:hAnsi="Consolas" w:cs="Times New Roman"/>
-          <w:color w:val="3B3B3B"/>
-          <w:sz w:val="21"/>
-          <w:szCs w:val="21"/>
-        </w:rPr>
-        <w:t>)</w:t>
+        <w:t>()</w:t>
       </w:r>
     </w:p>
     <w:p>
@@ -2425,7 +2329,6 @@
         </w:rPr>
         <w:t>    @</w:t>
       </w:r>
-      <w:proofErr w:type="gramStart"/>
       <w:r>
         <w:rPr>
           <w:rFonts w:ascii="Consolas" w:eastAsia="Times New Roman" w:hAnsi="Consolas" w:cs="Times New Roman"/>
@@ -2442,17 +2345,7 @@
           <w:sz w:val="21"/>
           <w:szCs w:val="21"/>
         </w:rPr>
-        <w:t>(</w:t>
-      </w:r>
-      <w:proofErr w:type="gramEnd"/>
-      <w:r>
-        <w:rPr>
-          <w:rFonts w:ascii="Consolas" w:eastAsia="Times New Roman" w:hAnsi="Consolas" w:cs="Times New Roman"/>
-          <w:color w:val="3B3B3B"/>
-          <w:sz w:val="21"/>
-          <w:szCs w:val="21"/>
-        </w:rPr>
-        <w:t>)</w:t>
+        <w:t>()</w:t>
       </w:r>
     </w:p>
     <w:p>
@@ -2475,7 +2368,6 @@
         </w:rPr>
         <w:t>    @</w:t>
       </w:r>
-      <w:proofErr w:type="gramStart"/>
       <w:r>
         <w:rPr>
           <w:rFonts w:ascii="Consolas" w:eastAsia="Times New Roman" w:hAnsi="Consolas" w:cs="Times New Roman"/>
@@ -2494,7 +2386,6 @@
         </w:rPr>
         <w:t>(</w:t>
       </w:r>
-      <w:proofErr w:type="gramEnd"/>
       <w:r>
         <w:rPr>
           <w:rFonts w:ascii="Consolas" w:eastAsia="Times New Roman" w:hAnsi="Consolas" w:cs="Times New Roman"/>
@@ -2534,7 +2425,6 @@
         </w:rPr>
         <w:t>    @</w:t>
       </w:r>
-      <w:proofErr w:type="gramStart"/>
       <w:r>
         <w:rPr>
           <w:rFonts w:ascii="Consolas" w:eastAsia="Times New Roman" w:hAnsi="Consolas" w:cs="Times New Roman"/>
@@ -2553,7 +2443,6 @@
         </w:rPr>
         <w:t>(</w:t>
       </w:r>
-      <w:proofErr w:type="gramEnd"/>
       <w:r>
         <w:rPr>
           <w:rFonts w:ascii="Consolas" w:eastAsia="Times New Roman" w:hAnsi="Consolas" w:cs="Times New Roman"/>
@@ -2659,7 +2548,6 @@
         </w:rPr>
         <w:t>    @</w:t>
       </w:r>
-      <w:proofErr w:type="gramStart"/>
       <w:r>
         <w:rPr>
           <w:rFonts w:ascii="Consolas" w:eastAsia="Times New Roman" w:hAnsi="Consolas" w:cs="Times New Roman"/>
@@ -2676,17 +2564,7 @@
           <w:sz w:val="21"/>
           <w:szCs w:val="21"/>
         </w:rPr>
-        <w:t>(</w:t>
-      </w:r>
-      <w:proofErr w:type="gramEnd"/>
-      <w:r>
-        <w:rPr>
-          <w:rFonts w:ascii="Consolas" w:eastAsia="Times New Roman" w:hAnsi="Consolas" w:cs="Times New Roman"/>
-          <w:color w:val="3B3B3B"/>
-          <w:sz w:val="21"/>
-          <w:szCs w:val="21"/>
-        </w:rPr>
-        <w:t>)</w:t>
+        <w:t>()</w:t>
       </w:r>
     </w:p>
     <w:p>
@@ -2709,7 +2587,6 @@
         </w:rPr>
         <w:t>    @</w:t>
       </w:r>
-      <w:proofErr w:type="gramStart"/>
       <w:r>
         <w:rPr>
           <w:rFonts w:ascii="Consolas" w:eastAsia="Times New Roman" w:hAnsi="Consolas" w:cs="Times New Roman"/>
@@ -2726,17 +2603,7 @@
           <w:sz w:val="21"/>
           <w:szCs w:val="21"/>
         </w:rPr>
-        <w:t>(</w:t>
-      </w:r>
-      <w:proofErr w:type="gramEnd"/>
-      <w:r>
-        <w:rPr>
-          <w:rFonts w:ascii="Consolas" w:eastAsia="Times New Roman" w:hAnsi="Consolas" w:cs="Times New Roman"/>
-          <w:color w:val="3B3B3B"/>
-          <w:sz w:val="21"/>
-          <w:szCs w:val="21"/>
-        </w:rPr>
-        <w:t>)</w:t>
+        <w:t>()</w:t>
       </w:r>
     </w:p>
     <w:p>
@@ -3019,6 +2886,1785 @@
                     <a:xfrm>
                       <a:off x="0" y="0"/>
                       <a:ext cx="5943600" cy="3114040"/>
+                    </a:xfrm>
+                    <a:prstGeom prst="rect">
+                      <a:avLst/>
+                    </a:prstGeom>
+                  </pic:spPr>
+                </pic:pic>
+              </a:graphicData>
+            </a:graphic>
+          </wp:inline>
+        </w:drawing>
+      </w:r>
+    </w:p>
+    <w:p>
+      <w:pPr>
+        <w:ind w:left="720" w:firstLine="720"/>
+        <w:rPr>
+          <w:rFonts w:ascii="Sakkal Majalla" w:hAnsi="Sakkal Majalla" w:cs="Sakkal Majalla"/>
+          <w:sz w:val="28"/>
+          <w:szCs w:val="28"/>
+        </w:rPr>
+      </w:pPr>
+      <w:r>
+        <w:rPr>
+          <w:rFonts w:ascii="Sakkal Majalla" w:hAnsi="Sakkal Majalla" w:cs="Sakkal Majalla"/>
+          <w:sz w:val="28"/>
+          <w:szCs w:val="28"/>
+        </w:rPr>
+        <w:t>**********************************************************************</w:t>
+      </w:r>
+    </w:p>
+    <w:p>
+      <w:pPr>
+        <w:rPr>
+          <w:rFonts w:ascii="Sakkal Majalla" w:hAnsi="Sakkal Majalla" w:cs="Sakkal Majalla"/>
+          <w:color w:val="404040"/>
+          <w:sz w:val="28"/>
+          <w:szCs w:val="28"/>
+          <w:shd w:val="clear" w:color="auto" w:fill="FDFDFD"/>
+        </w:rPr>
+      </w:pPr>
+      <w:r>
+        <w:rPr>
+          <w:rStyle w:val="Strong"/>
+          <w:rFonts w:ascii="Sakkal Majalla" w:hAnsi="Sakkal Majalla" w:cs="Sakkal Majalla"/>
+          <w:color w:val="538135" w:themeColor="accent6" w:themeShade="BF"/>
+          <w:sz w:val="28"/>
+          <w:szCs w:val="28"/>
+          <w:shd w:val="clear" w:color="auto" w:fill="FDFDFD"/>
+        </w:rPr>
+        <w:t>Guards</w:t>
+      </w:r>
+      <w:r>
+        <w:rPr>
+          <w:rFonts w:ascii="Sakkal Majalla" w:hAnsi="Sakkal Majalla" w:cs="Sakkal Majalla"/>
+          <w:color w:val="538135" w:themeColor="accent6" w:themeShade="BF"/>
+          <w:sz w:val="28"/>
+          <w:szCs w:val="28"/>
+          <w:shd w:val="clear" w:color="auto" w:fill="FDFDFD"/>
+        </w:rPr>
+        <w:t> </w:t>
+      </w:r>
+      <w:r>
+        <w:rPr>
+          <w:rFonts w:ascii="Sakkal Majalla" w:hAnsi="Sakkal Majalla" w:cs="Sakkal Majalla"/>
+          <w:color w:val="404040"/>
+          <w:sz w:val="28"/>
+          <w:szCs w:val="28"/>
+          <w:shd w:val="clear" w:color="auto" w:fill="FDFDFD"/>
+        </w:rPr>
+        <w:t>have access to the </w:t>
+      </w:r>
+      <w:r>
+        <w:rPr>
+          <w:rStyle w:val="HTMLCode"/>
+          <w:rFonts w:ascii="Sakkal Majalla" w:eastAsiaTheme="minorHAnsi" w:hAnsi="Sakkal Majalla" w:cs="Sakkal Majalla"/>
+          <w:color w:val="2876D2"/>
+          <w:sz w:val="28"/>
+          <w:szCs w:val="28"/>
+        </w:rPr>
+        <w:t>ExecutionContext</w:t>
+      </w:r>
+      <w:r>
+        <w:rPr>
+          <w:rFonts w:ascii="Sakkal Majalla" w:hAnsi="Sakkal Majalla" w:cs="Sakkal Majalla"/>
+          <w:color w:val="404040"/>
+          <w:sz w:val="28"/>
+          <w:szCs w:val="28"/>
+          <w:shd w:val="clear" w:color="auto" w:fill="FDFDFD"/>
+        </w:rPr>
+        <w:t xml:space="preserve"> instance, and thus know exactly what's going to be executed next. </w:t>
+      </w:r>
+      <w:r>
+        <w:rPr>
+          <w:rFonts w:ascii="Sakkal Majalla" w:hAnsi="Sakkal Majalla" w:cs="Sakkal Majalla"/>
+          <w:color w:val="538135" w:themeColor="accent6" w:themeShade="BF"/>
+          <w:sz w:val="28"/>
+          <w:szCs w:val="28"/>
+          <w:shd w:val="clear" w:color="auto" w:fill="FDFDFD"/>
+        </w:rPr>
+        <w:t>They're designed</w:t>
+      </w:r>
+      <w:r>
+        <w:rPr>
+          <w:rFonts w:ascii="Sakkal Majalla" w:hAnsi="Sakkal Majalla" w:cs="Sakkal Majalla"/>
+          <w:color w:val="404040"/>
+          <w:sz w:val="28"/>
+          <w:szCs w:val="28"/>
+          <w:shd w:val="clear" w:color="auto" w:fill="FDFDFD"/>
+        </w:rPr>
+        <w:t xml:space="preserve">, much like </w:t>
+      </w:r>
+      <w:r>
+        <w:rPr>
+          <w:rFonts w:ascii="Sakkal Majalla" w:hAnsi="Sakkal Majalla" w:cs="Sakkal Majalla"/>
+          <w:color w:val="538135" w:themeColor="accent6" w:themeShade="BF"/>
+          <w:sz w:val="28"/>
+          <w:szCs w:val="28"/>
+          <w:shd w:val="clear" w:color="auto" w:fill="FDFDFD"/>
+        </w:rPr>
+        <w:t>exception filters</w:t>
+      </w:r>
+      <w:r>
+        <w:rPr>
+          <w:rFonts w:ascii="Sakkal Majalla" w:hAnsi="Sakkal Majalla" w:cs="Sakkal Majalla"/>
+          <w:color w:val="404040"/>
+          <w:sz w:val="28"/>
+          <w:szCs w:val="28"/>
+          <w:shd w:val="clear" w:color="auto" w:fill="FDFDFD"/>
+        </w:rPr>
+        <w:t xml:space="preserve">, </w:t>
+      </w:r>
+      <w:r>
+        <w:rPr>
+          <w:rFonts w:ascii="Sakkal Majalla" w:hAnsi="Sakkal Majalla" w:cs="Sakkal Majalla"/>
+          <w:color w:val="538135" w:themeColor="accent6" w:themeShade="BF"/>
+          <w:sz w:val="28"/>
+          <w:szCs w:val="28"/>
+          <w:shd w:val="clear" w:color="auto" w:fill="FDFDFD"/>
+        </w:rPr>
+        <w:t>pipes</w:t>
+      </w:r>
+      <w:r>
+        <w:rPr>
+          <w:rFonts w:ascii="Sakkal Majalla" w:hAnsi="Sakkal Majalla" w:cs="Sakkal Majalla"/>
+          <w:color w:val="404040"/>
+          <w:sz w:val="28"/>
+          <w:szCs w:val="28"/>
+          <w:shd w:val="clear" w:color="auto" w:fill="FDFDFD"/>
+        </w:rPr>
+        <w:t xml:space="preserve">, and </w:t>
+      </w:r>
+      <w:r>
+        <w:rPr>
+          <w:rFonts w:ascii="Sakkal Majalla" w:hAnsi="Sakkal Majalla" w:cs="Sakkal Majalla"/>
+          <w:color w:val="538135" w:themeColor="accent6" w:themeShade="BF"/>
+          <w:sz w:val="28"/>
+          <w:szCs w:val="28"/>
+          <w:shd w:val="clear" w:color="auto" w:fill="FDFDFD"/>
+        </w:rPr>
+        <w:t>interceptors</w:t>
+      </w:r>
+      <w:r>
+        <w:rPr>
+          <w:rFonts w:ascii="Sakkal Majalla" w:hAnsi="Sakkal Majalla" w:cs="Sakkal Majalla"/>
+          <w:color w:val="404040"/>
+          <w:sz w:val="28"/>
+          <w:szCs w:val="28"/>
+          <w:shd w:val="clear" w:color="auto" w:fill="FDFDFD"/>
+        </w:rPr>
+        <w:t xml:space="preserve">, to let you interpose processing logic </w:t>
+      </w:r>
+      <w:r>
+        <w:rPr>
+          <w:rFonts w:ascii="Sakkal Majalla" w:hAnsi="Sakkal Majalla" w:cs="Sakkal Majalla"/>
+          <w:color w:val="538135" w:themeColor="accent6" w:themeShade="BF"/>
+          <w:sz w:val="28"/>
+          <w:szCs w:val="28"/>
+          <w:shd w:val="clear" w:color="auto" w:fill="FDFDFD"/>
+        </w:rPr>
+        <w:t>at exactly the right point in the request/response cycle</w:t>
+      </w:r>
+      <w:r>
+        <w:rPr>
+          <w:rFonts w:ascii="Sakkal Majalla" w:hAnsi="Sakkal Majalla" w:cs="Sakkal Majalla"/>
+          <w:color w:val="404040"/>
+          <w:sz w:val="28"/>
+          <w:szCs w:val="28"/>
+          <w:shd w:val="clear" w:color="auto" w:fill="FDFDFD"/>
+        </w:rPr>
+        <w:t>, and to do so declaratively. This helps keep your code DRY and declarative.</w:t>
+      </w:r>
+    </w:p>
+    <w:p>
+      <w:pPr>
+        <w:ind w:left="720" w:firstLine="720"/>
+        <w:rPr>
+          <w:rFonts w:ascii="Sakkal Majalla" w:hAnsi="Sakkal Majalla" w:cs="Sakkal Majalla"/>
+          <w:sz w:val="28"/>
+          <w:szCs w:val="28"/>
+        </w:rPr>
+      </w:pPr>
+      <w:r>
+        <w:rPr>
+          <w:rFonts w:ascii="Sakkal Majalla" w:hAnsi="Sakkal Majalla" w:cs="Sakkal Majalla"/>
+          <w:sz w:val="28"/>
+          <w:szCs w:val="28"/>
+        </w:rPr>
+        <w:t>**********************************************************************</w:t>
+      </w:r>
+    </w:p>
+    <w:p>
+      <w:pPr>
+        <w:rPr>
+          <w:rFonts w:ascii="Sakkal Majalla" w:hAnsi="Sakkal Majalla" w:cs="Sakkal Majalla"/>
+          <w:sz w:val="28"/>
+          <w:szCs w:val="28"/>
+        </w:rPr>
+      </w:pPr>
+      <w:r>
+        <w:rPr>
+          <w:noProof/>
+        </w:rPr>
+        <w:drawing>
+          <wp:inline distT="0" distB="0" distL="0" distR="0" wp14:anchorId="31988B83" wp14:editId="60298051">
+            <wp:extent cx="5943600" cy="815975"/>
+            <wp:effectExtent l="0" t="0" r="0" b="3175"/>
+            <wp:docPr id="4" name="Picture 4"/>
+            <wp:cNvGraphicFramePr>
+              <a:graphicFrameLocks xmlns:a="http://schemas.openxmlformats.org/drawingml/2006/main" noChangeAspect="1"/>
+            </wp:cNvGraphicFramePr>
+            <a:graphic xmlns:a="http://schemas.openxmlformats.org/drawingml/2006/main">
+              <a:graphicData uri="http://schemas.openxmlformats.org/drawingml/2006/picture">
+                <pic:pic xmlns:pic="http://schemas.openxmlformats.org/drawingml/2006/picture">
+                  <pic:nvPicPr>
+                    <pic:cNvPr id="1" name=""/>
+                    <pic:cNvPicPr/>
+                  </pic:nvPicPr>
+                  <pic:blipFill>
+                    <a:blip r:embed="rId16"/>
+                    <a:stretch>
+                      <a:fillRect/>
+                    </a:stretch>
+                  </pic:blipFill>
+                  <pic:spPr>
+                    <a:xfrm>
+                      <a:off x="0" y="0"/>
+                      <a:ext cx="5943600" cy="815975"/>
+                    </a:xfrm>
+                    <a:prstGeom prst="rect">
+                      <a:avLst/>
+                    </a:prstGeom>
+                  </pic:spPr>
+                </pic:pic>
+              </a:graphicData>
+            </a:graphic>
+          </wp:inline>
+        </w:drawing>
+      </w:r>
+    </w:p>
+    <w:p>
+      <w:pPr>
+        <w:ind w:left="720" w:firstLine="720"/>
+        <w:rPr>
+          <w:rFonts w:ascii="Sakkal Majalla" w:hAnsi="Sakkal Majalla" w:cs="Sakkal Majalla"/>
+          <w:sz w:val="28"/>
+          <w:szCs w:val="28"/>
+        </w:rPr>
+      </w:pPr>
+      <w:r>
+        <w:rPr>
+          <w:rFonts w:ascii="Sakkal Majalla" w:hAnsi="Sakkal Majalla" w:cs="Sakkal Majalla"/>
+          <w:sz w:val="28"/>
+          <w:szCs w:val="28"/>
+        </w:rPr>
+        <w:t>**********************************************************************</w:t>
+      </w:r>
+    </w:p>
+    <w:p>
+      <w:pPr>
+        <w:rPr>
+          <w:rFonts w:ascii="Sakkal Majalla" w:hAnsi="Sakkal Majalla" w:cs="Sakkal Majalla"/>
+          <w:sz w:val="28"/>
+          <w:szCs w:val="28"/>
+        </w:rPr>
+      </w:pPr>
+    </w:p>
+    <w:p>
+      <w:pPr>
+        <w:rPr>
+          <w:rFonts w:ascii="Sakkal Majalla" w:hAnsi="Sakkal Majalla" w:cs="Sakkal Majalla"/>
+          <w:sz w:val="28"/>
+          <w:szCs w:val="28"/>
+        </w:rPr>
+      </w:pPr>
+    </w:p>
+    <w:p>
+      <w:pPr>
+        <w:rPr>
+          <w:rFonts w:ascii="Sakkal Majalla" w:hAnsi="Sakkal Majalla" w:cs="Sakkal Majalla"/>
+          <w:sz w:val="28"/>
+          <w:szCs w:val="28"/>
+        </w:rPr>
+      </w:pPr>
+    </w:p>
+    <w:p>
+      <w:pPr>
+        <w:rPr>
+          <w:rFonts w:ascii="Sakkal Majalla" w:hAnsi="Sakkal Majalla" w:cs="Sakkal Majalla"/>
+          <w:sz w:val="28"/>
+          <w:szCs w:val="28"/>
+        </w:rPr>
+      </w:pPr>
+    </w:p>
+    <w:p>
+      <w:pPr>
+        <w:rPr>
+          <w:rFonts w:ascii="Sakkal Majalla" w:hAnsi="Sakkal Majalla" w:cs="Sakkal Majalla"/>
+          <w:sz w:val="28"/>
+          <w:szCs w:val="28"/>
+        </w:rPr>
+      </w:pPr>
+    </w:p>
+    <w:p>
+      <w:pPr>
+        <w:rPr>
+          <w:rFonts w:ascii="Sakkal Majalla" w:hAnsi="Sakkal Majalla" w:cs="Sakkal Majalla"/>
+          <w:sz w:val="28"/>
+          <w:szCs w:val="28"/>
+        </w:rPr>
+      </w:pPr>
+      <w:r>
+        <w:rPr>
+          <w:rFonts w:ascii="Sakkal Majalla" w:hAnsi="Sakkal Majalla" w:cs="Sakkal Majalla"/>
+          <w:sz w:val="28"/>
+          <w:szCs w:val="28"/>
+        </w:rPr>
+        <w:lastRenderedPageBreak/>
+        <w:t xml:space="preserve">To generate guard: </w:t>
+      </w:r>
+      <w:r>
+        <w:rPr>
+          <w:rFonts w:ascii="Sakkal Majalla" w:hAnsi="Sakkal Majalla" w:cs="Sakkal Majalla"/>
+          <w:i/>
+          <w:iCs/>
+          <w:color w:val="806000" w:themeColor="accent4" w:themeShade="80"/>
+          <w:sz w:val="28"/>
+          <w:szCs w:val="28"/>
+        </w:rPr>
+        <w:t>nest g guard AuthGuard</w:t>
+      </w:r>
+    </w:p>
+    <w:p>
+      <w:pPr>
+        <w:shd w:val="clear" w:color="auto" w:fill="FFFFFF"/>
+        <w:spacing w:after="0" w:line="285" w:lineRule="atLeast"/>
+        <w:rPr>
+          <w:rFonts w:ascii="Consolas" w:eastAsia="Times New Roman" w:hAnsi="Consolas" w:cs="Times New Roman"/>
+          <w:color w:val="3B3B3B"/>
+          <w:sz w:val="21"/>
+          <w:szCs w:val="21"/>
+        </w:rPr>
+      </w:pPr>
+      <w:r>
+        <w:rPr>
+          <w:rFonts w:ascii="Consolas" w:eastAsia="Times New Roman" w:hAnsi="Consolas" w:cs="Times New Roman"/>
+          <w:color w:val="AF00DB"/>
+          <w:sz w:val="21"/>
+          <w:szCs w:val="21"/>
+        </w:rPr>
+        <w:t>import</w:t>
+      </w:r>
+      <w:r>
+        <w:rPr>
+          <w:rFonts w:ascii="Consolas" w:eastAsia="Times New Roman" w:hAnsi="Consolas" w:cs="Times New Roman"/>
+          <w:color w:val="3B3B3B"/>
+          <w:sz w:val="21"/>
+          <w:szCs w:val="21"/>
+        </w:rPr>
+        <w:t xml:space="preserve"> { </w:t>
+      </w:r>
+      <w:r>
+        <w:rPr>
+          <w:rFonts w:ascii="Consolas" w:eastAsia="Times New Roman" w:hAnsi="Consolas" w:cs="Times New Roman"/>
+          <w:color w:val="001080"/>
+          <w:sz w:val="21"/>
+          <w:szCs w:val="21"/>
+        </w:rPr>
+        <w:t>CanActivate</w:t>
+      </w:r>
+      <w:r>
+        <w:rPr>
+          <w:rFonts w:ascii="Consolas" w:eastAsia="Times New Roman" w:hAnsi="Consolas" w:cs="Times New Roman"/>
+          <w:color w:val="3B3B3B"/>
+          <w:sz w:val="21"/>
+          <w:szCs w:val="21"/>
+        </w:rPr>
+        <w:t xml:space="preserve">, </w:t>
+      </w:r>
+      <w:r>
+        <w:rPr>
+          <w:rFonts w:ascii="Consolas" w:eastAsia="Times New Roman" w:hAnsi="Consolas" w:cs="Times New Roman"/>
+          <w:color w:val="001080"/>
+          <w:sz w:val="21"/>
+          <w:szCs w:val="21"/>
+        </w:rPr>
+        <w:t>ExecutionContext</w:t>
+      </w:r>
+      <w:r>
+        <w:rPr>
+          <w:rFonts w:ascii="Consolas" w:eastAsia="Times New Roman" w:hAnsi="Consolas" w:cs="Times New Roman"/>
+          <w:color w:val="3B3B3B"/>
+          <w:sz w:val="21"/>
+          <w:szCs w:val="21"/>
+        </w:rPr>
+        <w:t xml:space="preserve">, </w:t>
+      </w:r>
+      <w:r>
+        <w:rPr>
+          <w:rFonts w:ascii="Consolas" w:eastAsia="Times New Roman" w:hAnsi="Consolas" w:cs="Times New Roman"/>
+          <w:color w:val="001080"/>
+          <w:sz w:val="21"/>
+          <w:szCs w:val="21"/>
+        </w:rPr>
+        <w:t>Injectable</w:t>
+      </w:r>
+      <w:r>
+        <w:rPr>
+          <w:rFonts w:ascii="Consolas" w:eastAsia="Times New Roman" w:hAnsi="Consolas" w:cs="Times New Roman"/>
+          <w:color w:val="3B3B3B"/>
+          <w:sz w:val="21"/>
+          <w:szCs w:val="21"/>
+        </w:rPr>
+        <w:t xml:space="preserve"> } </w:t>
+      </w:r>
+      <w:r>
+        <w:rPr>
+          <w:rFonts w:ascii="Consolas" w:eastAsia="Times New Roman" w:hAnsi="Consolas" w:cs="Times New Roman"/>
+          <w:color w:val="AF00DB"/>
+          <w:sz w:val="21"/>
+          <w:szCs w:val="21"/>
+        </w:rPr>
+        <w:t>from</w:t>
+      </w:r>
+      <w:r>
+        <w:rPr>
+          <w:rFonts w:ascii="Consolas" w:eastAsia="Times New Roman" w:hAnsi="Consolas" w:cs="Times New Roman"/>
+          <w:color w:val="3B3B3B"/>
+          <w:sz w:val="21"/>
+          <w:szCs w:val="21"/>
+        </w:rPr>
+        <w:t xml:space="preserve"> </w:t>
+      </w:r>
+      <w:r>
+        <w:rPr>
+          <w:rFonts w:ascii="Consolas" w:eastAsia="Times New Roman" w:hAnsi="Consolas" w:cs="Times New Roman"/>
+          <w:color w:val="A31515"/>
+          <w:sz w:val="21"/>
+          <w:szCs w:val="21"/>
+        </w:rPr>
+        <w:t>'@nestjs/common'</w:t>
+      </w:r>
+      <w:r>
+        <w:rPr>
+          <w:rFonts w:ascii="Consolas" w:eastAsia="Times New Roman" w:hAnsi="Consolas" w:cs="Times New Roman"/>
+          <w:color w:val="3B3B3B"/>
+          <w:sz w:val="21"/>
+          <w:szCs w:val="21"/>
+        </w:rPr>
+        <w:t>;</w:t>
+      </w:r>
+    </w:p>
+    <w:p>
+      <w:pPr>
+        <w:shd w:val="clear" w:color="auto" w:fill="FFFFFF"/>
+        <w:spacing w:after="0" w:line="285" w:lineRule="atLeast"/>
+        <w:rPr>
+          <w:rFonts w:ascii="Consolas" w:eastAsia="Times New Roman" w:hAnsi="Consolas" w:cs="Times New Roman"/>
+          <w:color w:val="3B3B3B"/>
+          <w:sz w:val="21"/>
+          <w:szCs w:val="21"/>
+        </w:rPr>
+      </w:pPr>
+      <w:r>
+        <w:rPr>
+          <w:rFonts w:ascii="Consolas" w:eastAsia="Times New Roman" w:hAnsi="Consolas" w:cs="Times New Roman"/>
+          <w:color w:val="AF00DB"/>
+          <w:sz w:val="21"/>
+          <w:szCs w:val="21"/>
+        </w:rPr>
+        <w:t>import</w:t>
+      </w:r>
+      <w:r>
+        <w:rPr>
+          <w:rFonts w:ascii="Consolas" w:eastAsia="Times New Roman" w:hAnsi="Consolas" w:cs="Times New Roman"/>
+          <w:color w:val="3B3B3B"/>
+          <w:sz w:val="21"/>
+          <w:szCs w:val="21"/>
+        </w:rPr>
+        <w:t xml:space="preserve"> { </w:t>
+      </w:r>
+      <w:r>
+        <w:rPr>
+          <w:rFonts w:ascii="Consolas" w:eastAsia="Times New Roman" w:hAnsi="Consolas" w:cs="Times New Roman"/>
+          <w:color w:val="001080"/>
+          <w:sz w:val="21"/>
+          <w:szCs w:val="21"/>
+        </w:rPr>
+        <w:t>Request</w:t>
+      </w:r>
+      <w:r>
+        <w:rPr>
+          <w:rFonts w:ascii="Consolas" w:eastAsia="Times New Roman" w:hAnsi="Consolas" w:cs="Times New Roman"/>
+          <w:color w:val="3B3B3B"/>
+          <w:sz w:val="21"/>
+          <w:szCs w:val="21"/>
+        </w:rPr>
+        <w:t xml:space="preserve"> } </w:t>
+      </w:r>
+      <w:r>
+        <w:rPr>
+          <w:rFonts w:ascii="Consolas" w:eastAsia="Times New Roman" w:hAnsi="Consolas" w:cs="Times New Roman"/>
+          <w:color w:val="AF00DB"/>
+          <w:sz w:val="21"/>
+          <w:szCs w:val="21"/>
+        </w:rPr>
+        <w:t>from</w:t>
+      </w:r>
+      <w:r>
+        <w:rPr>
+          <w:rFonts w:ascii="Consolas" w:eastAsia="Times New Roman" w:hAnsi="Consolas" w:cs="Times New Roman"/>
+          <w:color w:val="3B3B3B"/>
+          <w:sz w:val="21"/>
+          <w:szCs w:val="21"/>
+        </w:rPr>
+        <w:t xml:space="preserve"> </w:t>
+      </w:r>
+      <w:r>
+        <w:rPr>
+          <w:rFonts w:ascii="Consolas" w:eastAsia="Times New Roman" w:hAnsi="Consolas" w:cs="Times New Roman"/>
+          <w:color w:val="A31515"/>
+          <w:sz w:val="21"/>
+          <w:szCs w:val="21"/>
+        </w:rPr>
+        <w:t>'express'</w:t>
+      </w:r>
+      <w:r>
+        <w:rPr>
+          <w:rFonts w:ascii="Consolas" w:eastAsia="Times New Roman" w:hAnsi="Consolas" w:cs="Times New Roman"/>
+          <w:color w:val="3B3B3B"/>
+          <w:sz w:val="21"/>
+          <w:szCs w:val="21"/>
+        </w:rPr>
+        <w:t>;</w:t>
+      </w:r>
+    </w:p>
+    <w:p>
+      <w:pPr>
+        <w:shd w:val="clear" w:color="auto" w:fill="FFFFFF"/>
+        <w:spacing w:after="0" w:line="285" w:lineRule="atLeast"/>
+        <w:rPr>
+          <w:rFonts w:ascii="Consolas" w:eastAsia="Times New Roman" w:hAnsi="Consolas" w:cs="Times New Roman"/>
+          <w:color w:val="3B3B3B"/>
+          <w:sz w:val="21"/>
+          <w:szCs w:val="21"/>
+        </w:rPr>
+      </w:pPr>
+      <w:r>
+        <w:rPr>
+          <w:rFonts w:ascii="Consolas" w:eastAsia="Times New Roman" w:hAnsi="Consolas" w:cs="Times New Roman"/>
+          <w:color w:val="AF00DB"/>
+          <w:sz w:val="21"/>
+          <w:szCs w:val="21"/>
+        </w:rPr>
+        <w:t>import</w:t>
+      </w:r>
+      <w:r>
+        <w:rPr>
+          <w:rFonts w:ascii="Consolas" w:eastAsia="Times New Roman" w:hAnsi="Consolas" w:cs="Times New Roman"/>
+          <w:color w:val="3B3B3B"/>
+          <w:sz w:val="21"/>
+          <w:szCs w:val="21"/>
+        </w:rPr>
+        <w:t xml:space="preserve"> { </w:t>
+      </w:r>
+      <w:r>
+        <w:rPr>
+          <w:rFonts w:ascii="Consolas" w:eastAsia="Times New Roman" w:hAnsi="Consolas" w:cs="Times New Roman"/>
+          <w:color w:val="001080"/>
+          <w:sz w:val="21"/>
+          <w:szCs w:val="21"/>
+        </w:rPr>
+        <w:t>Observable</w:t>
+      </w:r>
+      <w:r>
+        <w:rPr>
+          <w:rFonts w:ascii="Consolas" w:eastAsia="Times New Roman" w:hAnsi="Consolas" w:cs="Times New Roman"/>
+          <w:color w:val="3B3B3B"/>
+          <w:sz w:val="21"/>
+          <w:szCs w:val="21"/>
+        </w:rPr>
+        <w:t xml:space="preserve"> } </w:t>
+      </w:r>
+      <w:r>
+        <w:rPr>
+          <w:rFonts w:ascii="Consolas" w:eastAsia="Times New Roman" w:hAnsi="Consolas" w:cs="Times New Roman"/>
+          <w:color w:val="AF00DB"/>
+          <w:sz w:val="21"/>
+          <w:szCs w:val="21"/>
+        </w:rPr>
+        <w:t>from</w:t>
+      </w:r>
+      <w:r>
+        <w:rPr>
+          <w:rFonts w:ascii="Consolas" w:eastAsia="Times New Roman" w:hAnsi="Consolas" w:cs="Times New Roman"/>
+          <w:color w:val="3B3B3B"/>
+          <w:sz w:val="21"/>
+          <w:szCs w:val="21"/>
+        </w:rPr>
+        <w:t xml:space="preserve"> </w:t>
+      </w:r>
+      <w:r>
+        <w:rPr>
+          <w:rFonts w:ascii="Consolas" w:eastAsia="Times New Roman" w:hAnsi="Consolas" w:cs="Times New Roman"/>
+          <w:color w:val="A31515"/>
+          <w:sz w:val="21"/>
+          <w:szCs w:val="21"/>
+        </w:rPr>
+        <w:t>'rxjs'</w:t>
+      </w:r>
+      <w:r>
+        <w:rPr>
+          <w:rFonts w:ascii="Consolas" w:eastAsia="Times New Roman" w:hAnsi="Consolas" w:cs="Times New Roman"/>
+          <w:color w:val="3B3B3B"/>
+          <w:sz w:val="21"/>
+          <w:szCs w:val="21"/>
+        </w:rPr>
+        <w:t>;</w:t>
+      </w:r>
+    </w:p>
+    <w:p>
+      <w:pPr>
+        <w:shd w:val="clear" w:color="auto" w:fill="FFFFFF"/>
+        <w:spacing w:after="0" w:line="285" w:lineRule="atLeast"/>
+        <w:rPr>
+          <w:rFonts w:ascii="Consolas" w:eastAsia="Times New Roman" w:hAnsi="Consolas" w:cs="Times New Roman"/>
+          <w:color w:val="3B3B3B"/>
+          <w:sz w:val="21"/>
+          <w:szCs w:val="21"/>
+        </w:rPr>
+      </w:pPr>
+    </w:p>
+    <w:p>
+      <w:pPr>
+        <w:shd w:val="clear" w:color="auto" w:fill="FFFFFF"/>
+        <w:spacing w:after="0" w:line="285" w:lineRule="atLeast"/>
+        <w:rPr>
+          <w:rFonts w:ascii="Consolas" w:eastAsia="Times New Roman" w:hAnsi="Consolas" w:cs="Times New Roman"/>
+          <w:color w:val="3B3B3B"/>
+          <w:sz w:val="21"/>
+          <w:szCs w:val="21"/>
+        </w:rPr>
+      </w:pPr>
+      <w:r>
+        <w:rPr>
+          <w:rFonts w:ascii="Consolas" w:eastAsia="Times New Roman" w:hAnsi="Consolas" w:cs="Times New Roman"/>
+          <w:color w:val="3B3B3B"/>
+          <w:sz w:val="21"/>
+          <w:szCs w:val="21"/>
+        </w:rPr>
+        <w:t>@</w:t>
+      </w:r>
+      <w:r>
+        <w:rPr>
+          <w:rFonts w:ascii="Consolas" w:eastAsia="Times New Roman" w:hAnsi="Consolas" w:cs="Times New Roman"/>
+          <w:color w:val="795E26"/>
+          <w:sz w:val="21"/>
+          <w:szCs w:val="21"/>
+        </w:rPr>
+        <w:t>Injectable</w:t>
+      </w:r>
+      <w:r>
+        <w:rPr>
+          <w:rFonts w:ascii="Consolas" w:eastAsia="Times New Roman" w:hAnsi="Consolas" w:cs="Times New Roman"/>
+          <w:color w:val="3B3B3B"/>
+          <w:sz w:val="21"/>
+          <w:szCs w:val="21"/>
+        </w:rPr>
+        <w:t>()</w:t>
+      </w:r>
+    </w:p>
+    <w:p>
+      <w:pPr>
+        <w:shd w:val="clear" w:color="auto" w:fill="FFFFFF"/>
+        <w:spacing w:after="0" w:line="285" w:lineRule="atLeast"/>
+        <w:rPr>
+          <w:rFonts w:ascii="Consolas" w:eastAsia="Times New Roman" w:hAnsi="Consolas" w:cs="Times New Roman"/>
+          <w:color w:val="3B3B3B"/>
+          <w:sz w:val="21"/>
+          <w:szCs w:val="21"/>
+        </w:rPr>
+      </w:pPr>
+      <w:r>
+        <w:rPr>
+          <w:rFonts w:ascii="Consolas" w:eastAsia="Times New Roman" w:hAnsi="Consolas" w:cs="Times New Roman"/>
+          <w:color w:val="AF00DB"/>
+          <w:sz w:val="21"/>
+          <w:szCs w:val="21"/>
+        </w:rPr>
+        <w:t>export</w:t>
+      </w:r>
+      <w:r>
+        <w:rPr>
+          <w:rFonts w:ascii="Consolas" w:eastAsia="Times New Roman" w:hAnsi="Consolas" w:cs="Times New Roman"/>
+          <w:color w:val="3B3B3B"/>
+          <w:sz w:val="21"/>
+          <w:szCs w:val="21"/>
+        </w:rPr>
+        <w:t xml:space="preserve"> </w:t>
+      </w:r>
+      <w:r>
+        <w:rPr>
+          <w:rFonts w:ascii="Consolas" w:eastAsia="Times New Roman" w:hAnsi="Consolas" w:cs="Times New Roman"/>
+          <w:color w:val="0000FF"/>
+          <w:sz w:val="21"/>
+          <w:szCs w:val="21"/>
+        </w:rPr>
+        <w:t>class</w:t>
+      </w:r>
+      <w:r>
+        <w:rPr>
+          <w:rFonts w:ascii="Consolas" w:eastAsia="Times New Roman" w:hAnsi="Consolas" w:cs="Times New Roman"/>
+          <w:color w:val="3B3B3B"/>
+          <w:sz w:val="21"/>
+          <w:szCs w:val="21"/>
+        </w:rPr>
+        <w:t xml:space="preserve"> </w:t>
+      </w:r>
+      <w:r>
+        <w:rPr>
+          <w:rFonts w:ascii="Consolas" w:eastAsia="Times New Roman" w:hAnsi="Consolas" w:cs="Times New Roman"/>
+          <w:color w:val="267F99"/>
+          <w:sz w:val="21"/>
+          <w:szCs w:val="21"/>
+        </w:rPr>
+        <w:t>AuthGuard</w:t>
+      </w:r>
+      <w:r>
+        <w:rPr>
+          <w:rFonts w:ascii="Consolas" w:eastAsia="Times New Roman" w:hAnsi="Consolas" w:cs="Times New Roman"/>
+          <w:color w:val="3B3B3B"/>
+          <w:sz w:val="21"/>
+          <w:szCs w:val="21"/>
+        </w:rPr>
+        <w:t xml:space="preserve"> </w:t>
+      </w:r>
+      <w:r>
+        <w:rPr>
+          <w:rFonts w:ascii="Consolas" w:eastAsia="Times New Roman" w:hAnsi="Consolas" w:cs="Times New Roman"/>
+          <w:color w:val="0000FF"/>
+          <w:sz w:val="21"/>
+          <w:szCs w:val="21"/>
+        </w:rPr>
+        <w:t>implements</w:t>
+      </w:r>
+      <w:r>
+        <w:rPr>
+          <w:rFonts w:ascii="Consolas" w:eastAsia="Times New Roman" w:hAnsi="Consolas" w:cs="Times New Roman"/>
+          <w:color w:val="3B3B3B"/>
+          <w:sz w:val="21"/>
+          <w:szCs w:val="21"/>
+        </w:rPr>
+        <w:t xml:space="preserve"> </w:t>
+      </w:r>
+      <w:r>
+        <w:rPr>
+          <w:rFonts w:ascii="Consolas" w:eastAsia="Times New Roman" w:hAnsi="Consolas" w:cs="Times New Roman"/>
+          <w:color w:val="267F99"/>
+          <w:sz w:val="21"/>
+          <w:szCs w:val="21"/>
+        </w:rPr>
+        <w:t>CanActivate</w:t>
+      </w:r>
+      <w:r>
+        <w:rPr>
+          <w:rFonts w:ascii="Consolas" w:eastAsia="Times New Roman" w:hAnsi="Consolas" w:cs="Times New Roman"/>
+          <w:color w:val="3B3B3B"/>
+          <w:sz w:val="21"/>
+          <w:szCs w:val="21"/>
+        </w:rPr>
+        <w:t xml:space="preserve"> {</w:t>
+      </w:r>
+    </w:p>
+    <w:p>
+      <w:pPr>
+        <w:shd w:val="clear" w:color="auto" w:fill="FFFFFF"/>
+        <w:spacing w:after="0" w:line="285" w:lineRule="atLeast"/>
+        <w:rPr>
+          <w:rFonts w:ascii="Consolas" w:eastAsia="Times New Roman" w:hAnsi="Consolas" w:cs="Times New Roman"/>
+          <w:color w:val="3B3B3B"/>
+          <w:sz w:val="21"/>
+          <w:szCs w:val="21"/>
+        </w:rPr>
+      </w:pPr>
+      <w:r>
+        <w:rPr>
+          <w:rFonts w:ascii="Consolas" w:eastAsia="Times New Roman" w:hAnsi="Consolas" w:cs="Times New Roman"/>
+          <w:color w:val="3B3B3B"/>
+          <w:sz w:val="21"/>
+          <w:szCs w:val="21"/>
+        </w:rPr>
+        <w:t xml:space="preserve">  </w:t>
+      </w:r>
+      <w:r>
+        <w:rPr>
+          <w:rFonts w:ascii="Consolas" w:eastAsia="Times New Roman" w:hAnsi="Consolas" w:cs="Times New Roman"/>
+          <w:color w:val="795E26"/>
+          <w:sz w:val="21"/>
+          <w:szCs w:val="21"/>
+        </w:rPr>
+        <w:t>canActivate</w:t>
+      </w:r>
+      <w:r>
+        <w:rPr>
+          <w:rFonts w:ascii="Consolas" w:eastAsia="Times New Roman" w:hAnsi="Consolas" w:cs="Times New Roman"/>
+          <w:color w:val="3B3B3B"/>
+          <w:sz w:val="21"/>
+          <w:szCs w:val="21"/>
+        </w:rPr>
+        <w:t>(</w:t>
+      </w:r>
+    </w:p>
+    <w:p>
+      <w:pPr>
+        <w:shd w:val="clear" w:color="auto" w:fill="FFFFFF"/>
+        <w:spacing w:after="0" w:line="285" w:lineRule="atLeast"/>
+        <w:rPr>
+          <w:rFonts w:ascii="Consolas" w:eastAsia="Times New Roman" w:hAnsi="Consolas" w:cs="Times New Roman"/>
+          <w:color w:val="3B3B3B"/>
+          <w:sz w:val="21"/>
+          <w:szCs w:val="21"/>
+        </w:rPr>
+      </w:pPr>
+      <w:r>
+        <w:rPr>
+          <w:rFonts w:ascii="Consolas" w:eastAsia="Times New Roman" w:hAnsi="Consolas" w:cs="Times New Roman"/>
+          <w:color w:val="3B3B3B"/>
+          <w:sz w:val="21"/>
+          <w:szCs w:val="21"/>
+        </w:rPr>
+        <w:t xml:space="preserve">    </w:t>
+      </w:r>
+      <w:r>
+        <w:rPr>
+          <w:rFonts w:ascii="Consolas" w:eastAsia="Times New Roman" w:hAnsi="Consolas" w:cs="Times New Roman"/>
+          <w:color w:val="001080"/>
+          <w:sz w:val="21"/>
+          <w:szCs w:val="21"/>
+        </w:rPr>
+        <w:t>context</w:t>
+      </w:r>
+      <w:r>
+        <w:rPr>
+          <w:rFonts w:ascii="Consolas" w:eastAsia="Times New Roman" w:hAnsi="Consolas" w:cs="Times New Roman"/>
+          <w:color w:val="000000"/>
+          <w:sz w:val="21"/>
+          <w:szCs w:val="21"/>
+        </w:rPr>
+        <w:t>:</w:t>
+      </w:r>
+      <w:r>
+        <w:rPr>
+          <w:rFonts w:ascii="Consolas" w:eastAsia="Times New Roman" w:hAnsi="Consolas" w:cs="Times New Roman"/>
+          <w:color w:val="3B3B3B"/>
+          <w:sz w:val="21"/>
+          <w:szCs w:val="21"/>
+        </w:rPr>
+        <w:t xml:space="preserve"> </w:t>
+      </w:r>
+      <w:r>
+        <w:rPr>
+          <w:rFonts w:ascii="Consolas" w:eastAsia="Times New Roman" w:hAnsi="Consolas" w:cs="Times New Roman"/>
+          <w:color w:val="267F99"/>
+          <w:sz w:val="21"/>
+          <w:szCs w:val="21"/>
+        </w:rPr>
+        <w:t>ExecutionContext</w:t>
+      </w:r>
+      <w:r>
+        <w:rPr>
+          <w:rFonts w:ascii="Consolas" w:eastAsia="Times New Roman" w:hAnsi="Consolas" w:cs="Times New Roman"/>
+          <w:color w:val="3B3B3B"/>
+          <w:sz w:val="21"/>
+          <w:szCs w:val="21"/>
+        </w:rPr>
+        <w:t>,</w:t>
+      </w:r>
+    </w:p>
+    <w:p>
+      <w:pPr>
+        <w:shd w:val="clear" w:color="auto" w:fill="FFFFFF"/>
+        <w:spacing w:after="0" w:line="285" w:lineRule="atLeast"/>
+        <w:rPr>
+          <w:rFonts w:ascii="Consolas" w:eastAsia="Times New Roman" w:hAnsi="Consolas" w:cs="Times New Roman"/>
+          <w:color w:val="3B3B3B"/>
+          <w:sz w:val="21"/>
+          <w:szCs w:val="21"/>
+        </w:rPr>
+      </w:pPr>
+      <w:r>
+        <w:rPr>
+          <w:rFonts w:ascii="Consolas" w:eastAsia="Times New Roman" w:hAnsi="Consolas" w:cs="Times New Roman"/>
+          <w:color w:val="3B3B3B"/>
+          <w:sz w:val="21"/>
+          <w:szCs w:val="21"/>
+        </w:rPr>
+        <w:t>  )</w:t>
+      </w:r>
+      <w:r>
+        <w:rPr>
+          <w:rFonts w:ascii="Consolas" w:eastAsia="Times New Roman" w:hAnsi="Consolas" w:cs="Times New Roman"/>
+          <w:color w:val="000000"/>
+          <w:sz w:val="21"/>
+          <w:szCs w:val="21"/>
+        </w:rPr>
+        <w:t>:</w:t>
+      </w:r>
+      <w:r>
+        <w:rPr>
+          <w:rFonts w:ascii="Consolas" w:eastAsia="Times New Roman" w:hAnsi="Consolas" w:cs="Times New Roman"/>
+          <w:color w:val="3B3B3B"/>
+          <w:sz w:val="21"/>
+          <w:szCs w:val="21"/>
+        </w:rPr>
+        <w:t xml:space="preserve"> </w:t>
+      </w:r>
+      <w:r>
+        <w:rPr>
+          <w:rFonts w:ascii="Consolas" w:eastAsia="Times New Roman" w:hAnsi="Consolas" w:cs="Times New Roman"/>
+          <w:color w:val="267F99"/>
+          <w:sz w:val="21"/>
+          <w:szCs w:val="21"/>
+        </w:rPr>
+        <w:t>boolean</w:t>
+      </w:r>
+      <w:r>
+        <w:rPr>
+          <w:rFonts w:ascii="Consolas" w:eastAsia="Times New Roman" w:hAnsi="Consolas" w:cs="Times New Roman"/>
+          <w:color w:val="3B3B3B"/>
+          <w:sz w:val="21"/>
+          <w:szCs w:val="21"/>
+        </w:rPr>
+        <w:t xml:space="preserve"> </w:t>
+      </w:r>
+      <w:r>
+        <w:rPr>
+          <w:rFonts w:ascii="Consolas" w:eastAsia="Times New Roman" w:hAnsi="Consolas" w:cs="Times New Roman"/>
+          <w:color w:val="000000"/>
+          <w:sz w:val="21"/>
+          <w:szCs w:val="21"/>
+        </w:rPr>
+        <w:t>|</w:t>
+      </w:r>
+      <w:r>
+        <w:rPr>
+          <w:rFonts w:ascii="Consolas" w:eastAsia="Times New Roman" w:hAnsi="Consolas" w:cs="Times New Roman"/>
+          <w:color w:val="3B3B3B"/>
+          <w:sz w:val="21"/>
+          <w:szCs w:val="21"/>
+        </w:rPr>
+        <w:t xml:space="preserve"> </w:t>
+      </w:r>
+      <w:r>
+        <w:rPr>
+          <w:rFonts w:ascii="Consolas" w:eastAsia="Times New Roman" w:hAnsi="Consolas" w:cs="Times New Roman"/>
+          <w:color w:val="267F99"/>
+          <w:sz w:val="21"/>
+          <w:szCs w:val="21"/>
+        </w:rPr>
+        <w:t>Promise</w:t>
+      </w:r>
+      <w:r>
+        <w:rPr>
+          <w:rFonts w:ascii="Consolas" w:eastAsia="Times New Roman" w:hAnsi="Consolas" w:cs="Times New Roman"/>
+          <w:color w:val="3B3B3B"/>
+          <w:sz w:val="21"/>
+          <w:szCs w:val="21"/>
+        </w:rPr>
+        <w:t>&lt;</w:t>
+      </w:r>
+      <w:r>
+        <w:rPr>
+          <w:rFonts w:ascii="Consolas" w:eastAsia="Times New Roman" w:hAnsi="Consolas" w:cs="Times New Roman"/>
+          <w:color w:val="267F99"/>
+          <w:sz w:val="21"/>
+          <w:szCs w:val="21"/>
+        </w:rPr>
+        <w:t>boolean</w:t>
+      </w:r>
+      <w:r>
+        <w:rPr>
+          <w:rFonts w:ascii="Consolas" w:eastAsia="Times New Roman" w:hAnsi="Consolas" w:cs="Times New Roman"/>
+          <w:color w:val="3B3B3B"/>
+          <w:sz w:val="21"/>
+          <w:szCs w:val="21"/>
+        </w:rPr>
+        <w:t xml:space="preserve">&gt; </w:t>
+      </w:r>
+      <w:r>
+        <w:rPr>
+          <w:rFonts w:ascii="Consolas" w:eastAsia="Times New Roman" w:hAnsi="Consolas" w:cs="Times New Roman"/>
+          <w:color w:val="000000"/>
+          <w:sz w:val="21"/>
+          <w:szCs w:val="21"/>
+        </w:rPr>
+        <w:t>|</w:t>
+      </w:r>
+      <w:r>
+        <w:rPr>
+          <w:rFonts w:ascii="Consolas" w:eastAsia="Times New Roman" w:hAnsi="Consolas" w:cs="Times New Roman"/>
+          <w:color w:val="3B3B3B"/>
+          <w:sz w:val="21"/>
+          <w:szCs w:val="21"/>
+        </w:rPr>
+        <w:t xml:space="preserve"> </w:t>
+      </w:r>
+      <w:r>
+        <w:rPr>
+          <w:rFonts w:ascii="Consolas" w:eastAsia="Times New Roman" w:hAnsi="Consolas" w:cs="Times New Roman"/>
+          <w:color w:val="267F99"/>
+          <w:sz w:val="21"/>
+          <w:szCs w:val="21"/>
+        </w:rPr>
+        <w:t>Observable</w:t>
+      </w:r>
+      <w:r>
+        <w:rPr>
+          <w:rFonts w:ascii="Consolas" w:eastAsia="Times New Roman" w:hAnsi="Consolas" w:cs="Times New Roman"/>
+          <w:color w:val="3B3B3B"/>
+          <w:sz w:val="21"/>
+          <w:szCs w:val="21"/>
+        </w:rPr>
+        <w:t>&lt;</w:t>
+      </w:r>
+      <w:r>
+        <w:rPr>
+          <w:rFonts w:ascii="Consolas" w:eastAsia="Times New Roman" w:hAnsi="Consolas" w:cs="Times New Roman"/>
+          <w:color w:val="267F99"/>
+          <w:sz w:val="21"/>
+          <w:szCs w:val="21"/>
+        </w:rPr>
+        <w:t>boolean</w:t>
+      </w:r>
+      <w:r>
+        <w:rPr>
+          <w:rFonts w:ascii="Consolas" w:eastAsia="Times New Roman" w:hAnsi="Consolas" w:cs="Times New Roman"/>
+          <w:color w:val="3B3B3B"/>
+          <w:sz w:val="21"/>
+          <w:szCs w:val="21"/>
+        </w:rPr>
+        <w:t>&gt; {</w:t>
+      </w:r>
+    </w:p>
+    <w:p>
+      <w:pPr>
+        <w:shd w:val="clear" w:color="auto" w:fill="FFFFFF"/>
+        <w:spacing w:after="0" w:line="285" w:lineRule="atLeast"/>
+        <w:rPr>
+          <w:rFonts w:ascii="Consolas" w:eastAsia="Times New Roman" w:hAnsi="Consolas" w:cs="Times New Roman"/>
+          <w:color w:val="3B3B3B"/>
+          <w:sz w:val="21"/>
+          <w:szCs w:val="21"/>
+        </w:rPr>
+      </w:pPr>
+      <w:r>
+        <w:rPr>
+          <w:rFonts w:ascii="Consolas" w:eastAsia="Times New Roman" w:hAnsi="Consolas" w:cs="Times New Roman"/>
+          <w:color w:val="3B3B3B"/>
+          <w:sz w:val="21"/>
+          <w:szCs w:val="21"/>
+        </w:rPr>
+        <w:t xml:space="preserve">    </w:t>
+      </w:r>
+      <w:r>
+        <w:rPr>
+          <w:rFonts w:ascii="Consolas" w:eastAsia="Times New Roman" w:hAnsi="Consolas" w:cs="Times New Roman"/>
+          <w:color w:val="0000FF"/>
+          <w:sz w:val="21"/>
+          <w:szCs w:val="21"/>
+        </w:rPr>
+        <w:t>const</w:t>
+      </w:r>
+      <w:r>
+        <w:rPr>
+          <w:rFonts w:ascii="Consolas" w:eastAsia="Times New Roman" w:hAnsi="Consolas" w:cs="Times New Roman"/>
+          <w:color w:val="3B3B3B"/>
+          <w:sz w:val="21"/>
+          <w:szCs w:val="21"/>
+        </w:rPr>
+        <w:t xml:space="preserve"> </w:t>
+      </w:r>
+      <w:r>
+        <w:rPr>
+          <w:rFonts w:ascii="Consolas" w:eastAsia="Times New Roman" w:hAnsi="Consolas" w:cs="Times New Roman"/>
+          <w:color w:val="0070C1"/>
+          <w:sz w:val="21"/>
+          <w:szCs w:val="21"/>
+        </w:rPr>
+        <w:t>request</w:t>
+      </w:r>
+      <w:r>
+        <w:rPr>
+          <w:rFonts w:ascii="Consolas" w:eastAsia="Times New Roman" w:hAnsi="Consolas" w:cs="Times New Roman"/>
+          <w:color w:val="000000"/>
+          <w:sz w:val="21"/>
+          <w:szCs w:val="21"/>
+        </w:rPr>
+        <w:t>:</w:t>
+      </w:r>
+      <w:r>
+        <w:rPr>
+          <w:rFonts w:ascii="Consolas" w:eastAsia="Times New Roman" w:hAnsi="Consolas" w:cs="Times New Roman"/>
+          <w:color w:val="3B3B3B"/>
+          <w:sz w:val="21"/>
+          <w:szCs w:val="21"/>
+        </w:rPr>
+        <w:t xml:space="preserve"> </w:t>
+      </w:r>
+      <w:r>
+        <w:rPr>
+          <w:rFonts w:ascii="Consolas" w:eastAsia="Times New Roman" w:hAnsi="Consolas" w:cs="Times New Roman"/>
+          <w:color w:val="267F99"/>
+          <w:sz w:val="21"/>
+          <w:szCs w:val="21"/>
+        </w:rPr>
+        <w:t>Request</w:t>
+      </w:r>
+      <w:r>
+        <w:rPr>
+          <w:rFonts w:ascii="Consolas" w:eastAsia="Times New Roman" w:hAnsi="Consolas" w:cs="Times New Roman"/>
+          <w:color w:val="3B3B3B"/>
+          <w:sz w:val="21"/>
+          <w:szCs w:val="21"/>
+        </w:rPr>
+        <w:t xml:space="preserve"> </w:t>
+      </w:r>
+      <w:r>
+        <w:rPr>
+          <w:rFonts w:ascii="Consolas" w:eastAsia="Times New Roman" w:hAnsi="Consolas" w:cs="Times New Roman"/>
+          <w:color w:val="000000"/>
+          <w:sz w:val="21"/>
+          <w:szCs w:val="21"/>
+        </w:rPr>
+        <w:t>=</w:t>
+      </w:r>
+      <w:r>
+        <w:rPr>
+          <w:rFonts w:ascii="Consolas" w:eastAsia="Times New Roman" w:hAnsi="Consolas" w:cs="Times New Roman"/>
+          <w:color w:val="3B3B3B"/>
+          <w:sz w:val="21"/>
+          <w:szCs w:val="21"/>
+        </w:rPr>
+        <w:t xml:space="preserve"> </w:t>
+      </w:r>
+      <w:r>
+        <w:rPr>
+          <w:rFonts w:ascii="Consolas" w:eastAsia="Times New Roman" w:hAnsi="Consolas" w:cs="Times New Roman"/>
+          <w:color w:val="001080"/>
+          <w:sz w:val="21"/>
+          <w:szCs w:val="21"/>
+        </w:rPr>
+        <w:t>context</w:t>
+      </w:r>
+      <w:r>
+        <w:rPr>
+          <w:rFonts w:ascii="Consolas" w:eastAsia="Times New Roman" w:hAnsi="Consolas" w:cs="Times New Roman"/>
+          <w:color w:val="3B3B3B"/>
+          <w:sz w:val="21"/>
+          <w:szCs w:val="21"/>
+        </w:rPr>
+        <w:t>.</w:t>
+      </w:r>
+      <w:r>
+        <w:rPr>
+          <w:rFonts w:ascii="Consolas" w:eastAsia="Times New Roman" w:hAnsi="Consolas" w:cs="Times New Roman"/>
+          <w:color w:val="795E26"/>
+          <w:sz w:val="21"/>
+          <w:szCs w:val="21"/>
+        </w:rPr>
+        <w:t>switchToHttp</w:t>
+      </w:r>
+      <w:r>
+        <w:rPr>
+          <w:rFonts w:ascii="Consolas" w:eastAsia="Times New Roman" w:hAnsi="Consolas" w:cs="Times New Roman"/>
+          <w:color w:val="3B3B3B"/>
+          <w:sz w:val="21"/>
+          <w:szCs w:val="21"/>
+        </w:rPr>
+        <w:t>().</w:t>
+      </w:r>
+      <w:r>
+        <w:rPr>
+          <w:rFonts w:ascii="Consolas" w:eastAsia="Times New Roman" w:hAnsi="Consolas" w:cs="Times New Roman"/>
+          <w:color w:val="795E26"/>
+          <w:sz w:val="21"/>
+          <w:szCs w:val="21"/>
+        </w:rPr>
+        <w:t>getRequest</w:t>
+      </w:r>
+      <w:r>
+        <w:rPr>
+          <w:rFonts w:ascii="Consolas" w:eastAsia="Times New Roman" w:hAnsi="Consolas" w:cs="Times New Roman"/>
+          <w:color w:val="3B3B3B"/>
+          <w:sz w:val="21"/>
+          <w:szCs w:val="21"/>
+        </w:rPr>
+        <w:t>()</w:t>
+      </w:r>
+    </w:p>
+    <w:p>
+      <w:pPr>
+        <w:shd w:val="clear" w:color="auto" w:fill="FFFFFF"/>
+        <w:spacing w:after="0" w:line="285" w:lineRule="atLeast"/>
+        <w:rPr>
+          <w:rFonts w:ascii="Consolas" w:eastAsia="Times New Roman" w:hAnsi="Consolas" w:cs="Times New Roman"/>
+          <w:color w:val="3B3B3B"/>
+          <w:sz w:val="21"/>
+          <w:szCs w:val="21"/>
+        </w:rPr>
+      </w:pPr>
+    </w:p>
+    <w:p>
+      <w:pPr>
+        <w:shd w:val="clear" w:color="auto" w:fill="FFFFFF"/>
+        <w:spacing w:after="0" w:line="285" w:lineRule="atLeast"/>
+        <w:rPr>
+          <w:rFonts w:ascii="Consolas" w:eastAsia="Times New Roman" w:hAnsi="Consolas" w:cs="Times New Roman"/>
+          <w:color w:val="3B3B3B"/>
+          <w:sz w:val="21"/>
+          <w:szCs w:val="21"/>
+        </w:rPr>
+      </w:pPr>
+      <w:r>
+        <w:rPr>
+          <w:rFonts w:ascii="Consolas" w:eastAsia="Times New Roman" w:hAnsi="Consolas" w:cs="Times New Roman"/>
+          <w:color w:val="3B3B3B"/>
+          <w:sz w:val="21"/>
+          <w:szCs w:val="21"/>
+        </w:rPr>
+        <w:t xml:space="preserve">    </w:t>
+      </w:r>
+      <w:r>
+        <w:rPr>
+          <w:rFonts w:ascii="Consolas" w:eastAsia="Times New Roman" w:hAnsi="Consolas" w:cs="Times New Roman"/>
+          <w:color w:val="AF00DB"/>
+          <w:sz w:val="21"/>
+          <w:szCs w:val="21"/>
+        </w:rPr>
+        <w:t>if</w:t>
+      </w:r>
+      <w:r>
+        <w:rPr>
+          <w:rFonts w:ascii="Consolas" w:eastAsia="Times New Roman" w:hAnsi="Consolas" w:cs="Times New Roman"/>
+          <w:color w:val="3B3B3B"/>
+          <w:sz w:val="21"/>
+          <w:szCs w:val="21"/>
+        </w:rPr>
+        <w:t>(</w:t>
+      </w:r>
+      <w:r>
+        <w:rPr>
+          <w:rFonts w:ascii="Consolas" w:eastAsia="Times New Roman" w:hAnsi="Consolas" w:cs="Times New Roman"/>
+          <w:color w:val="0070C1"/>
+          <w:sz w:val="21"/>
+          <w:szCs w:val="21"/>
+        </w:rPr>
+        <w:t>request</w:t>
+      </w:r>
+      <w:r>
+        <w:rPr>
+          <w:rFonts w:ascii="Consolas" w:eastAsia="Times New Roman" w:hAnsi="Consolas" w:cs="Times New Roman"/>
+          <w:color w:val="3B3B3B"/>
+          <w:sz w:val="21"/>
+          <w:szCs w:val="21"/>
+        </w:rPr>
+        <w:t>.</w:t>
+      </w:r>
+      <w:r>
+        <w:rPr>
+          <w:rFonts w:ascii="Consolas" w:eastAsia="Times New Roman" w:hAnsi="Consolas" w:cs="Times New Roman"/>
+          <w:color w:val="001080"/>
+          <w:sz w:val="21"/>
+          <w:szCs w:val="21"/>
+        </w:rPr>
+        <w:t>headers</w:t>
+      </w:r>
+      <w:r>
+        <w:rPr>
+          <w:rFonts w:ascii="Consolas" w:eastAsia="Times New Roman" w:hAnsi="Consolas" w:cs="Times New Roman"/>
+          <w:color w:val="3B3B3B"/>
+          <w:sz w:val="21"/>
+          <w:szCs w:val="21"/>
+        </w:rPr>
+        <w:t>[</w:t>
+      </w:r>
+      <w:r>
+        <w:rPr>
+          <w:rFonts w:ascii="Consolas" w:eastAsia="Times New Roman" w:hAnsi="Consolas" w:cs="Times New Roman"/>
+          <w:color w:val="A31515"/>
+          <w:sz w:val="21"/>
+          <w:szCs w:val="21"/>
+        </w:rPr>
+        <w:t>'Auth-Token'</w:t>
+      </w:r>
+      <w:r>
+        <w:rPr>
+          <w:rFonts w:ascii="Consolas" w:eastAsia="Times New Roman" w:hAnsi="Consolas" w:cs="Times New Roman"/>
+          <w:color w:val="3B3B3B"/>
+          <w:sz w:val="21"/>
+          <w:szCs w:val="21"/>
+        </w:rPr>
+        <w:t xml:space="preserve">] </w:t>
+      </w:r>
+      <w:r>
+        <w:rPr>
+          <w:rFonts w:ascii="Consolas" w:eastAsia="Times New Roman" w:hAnsi="Consolas" w:cs="Times New Roman"/>
+          <w:color w:val="000000"/>
+          <w:sz w:val="21"/>
+          <w:szCs w:val="21"/>
+        </w:rPr>
+        <w:t>==</w:t>
+      </w:r>
+      <w:r>
+        <w:rPr>
+          <w:rFonts w:ascii="Consolas" w:eastAsia="Times New Roman" w:hAnsi="Consolas" w:cs="Times New Roman"/>
+          <w:color w:val="3B3B3B"/>
+          <w:sz w:val="21"/>
+          <w:szCs w:val="21"/>
+        </w:rPr>
+        <w:t xml:space="preserve"> </w:t>
+      </w:r>
+      <w:r>
+        <w:rPr>
+          <w:rFonts w:ascii="Consolas" w:eastAsia="Times New Roman" w:hAnsi="Consolas" w:cs="Times New Roman"/>
+          <w:color w:val="0000FF"/>
+          <w:sz w:val="21"/>
+          <w:szCs w:val="21"/>
+        </w:rPr>
+        <w:t>null</w:t>
+      </w:r>
+      <w:r>
+        <w:rPr>
+          <w:rFonts w:ascii="Consolas" w:eastAsia="Times New Roman" w:hAnsi="Consolas" w:cs="Times New Roman"/>
+          <w:color w:val="3B3B3B"/>
+          <w:sz w:val="21"/>
+          <w:szCs w:val="21"/>
+        </w:rPr>
+        <w:t>) {</w:t>
+      </w:r>
+    </w:p>
+    <w:p>
+      <w:pPr>
+        <w:shd w:val="clear" w:color="auto" w:fill="FFFFFF"/>
+        <w:spacing w:after="0" w:line="285" w:lineRule="atLeast"/>
+        <w:rPr>
+          <w:rFonts w:ascii="Consolas" w:eastAsia="Times New Roman" w:hAnsi="Consolas" w:cs="Times New Roman"/>
+          <w:color w:val="3B3B3B"/>
+          <w:sz w:val="21"/>
+          <w:szCs w:val="21"/>
+        </w:rPr>
+      </w:pPr>
+      <w:r>
+        <w:rPr>
+          <w:rFonts w:ascii="Consolas" w:eastAsia="Times New Roman" w:hAnsi="Consolas" w:cs="Times New Roman"/>
+          <w:color w:val="3B3B3B"/>
+          <w:sz w:val="21"/>
+          <w:szCs w:val="21"/>
+        </w:rPr>
+        <w:t xml:space="preserve">      </w:t>
+      </w:r>
+      <w:r>
+        <w:rPr>
+          <w:rFonts w:ascii="Consolas" w:eastAsia="Times New Roman" w:hAnsi="Consolas" w:cs="Times New Roman"/>
+          <w:color w:val="AF00DB"/>
+          <w:sz w:val="21"/>
+          <w:szCs w:val="21"/>
+        </w:rPr>
+        <w:t>return</w:t>
+      </w:r>
+      <w:r>
+        <w:rPr>
+          <w:rFonts w:ascii="Consolas" w:eastAsia="Times New Roman" w:hAnsi="Consolas" w:cs="Times New Roman"/>
+          <w:color w:val="3B3B3B"/>
+          <w:sz w:val="21"/>
+          <w:szCs w:val="21"/>
+        </w:rPr>
+        <w:t xml:space="preserve"> </w:t>
+      </w:r>
+      <w:r>
+        <w:rPr>
+          <w:rFonts w:ascii="Consolas" w:eastAsia="Times New Roman" w:hAnsi="Consolas" w:cs="Times New Roman"/>
+          <w:color w:val="0000FF"/>
+          <w:sz w:val="21"/>
+          <w:szCs w:val="21"/>
+        </w:rPr>
+        <w:t>false</w:t>
+      </w:r>
+    </w:p>
+    <w:p>
+      <w:pPr>
+        <w:shd w:val="clear" w:color="auto" w:fill="FFFFFF"/>
+        <w:spacing w:after="0" w:line="285" w:lineRule="atLeast"/>
+        <w:rPr>
+          <w:rFonts w:ascii="Consolas" w:eastAsia="Times New Roman" w:hAnsi="Consolas" w:cs="Times New Roman"/>
+          <w:color w:val="3B3B3B"/>
+          <w:sz w:val="21"/>
+          <w:szCs w:val="21"/>
+        </w:rPr>
+      </w:pPr>
+      <w:r>
+        <w:rPr>
+          <w:rFonts w:ascii="Consolas" w:eastAsia="Times New Roman" w:hAnsi="Consolas" w:cs="Times New Roman"/>
+          <w:color w:val="3B3B3B"/>
+          <w:sz w:val="21"/>
+          <w:szCs w:val="21"/>
+        </w:rPr>
+        <w:t>    }</w:t>
+      </w:r>
+      <w:r>
+        <w:rPr>
+          <w:rFonts w:ascii="Consolas" w:eastAsia="Times New Roman" w:hAnsi="Consolas" w:cs="Times New Roman"/>
+          <w:color w:val="AF00DB"/>
+          <w:sz w:val="21"/>
+          <w:szCs w:val="21"/>
+        </w:rPr>
+        <w:t>else</w:t>
+      </w:r>
+      <w:r>
+        <w:rPr>
+          <w:rFonts w:ascii="Consolas" w:eastAsia="Times New Roman" w:hAnsi="Consolas" w:cs="Times New Roman"/>
+          <w:color w:val="3B3B3B"/>
+          <w:sz w:val="21"/>
+          <w:szCs w:val="21"/>
+        </w:rPr>
+        <w:t xml:space="preserve"> {</w:t>
+      </w:r>
+    </w:p>
+    <w:p>
+      <w:pPr>
+        <w:shd w:val="clear" w:color="auto" w:fill="FFFFFF"/>
+        <w:spacing w:after="0" w:line="285" w:lineRule="atLeast"/>
+        <w:rPr>
+          <w:rFonts w:ascii="Consolas" w:eastAsia="Times New Roman" w:hAnsi="Consolas" w:cs="Times New Roman"/>
+          <w:color w:val="3B3B3B"/>
+          <w:sz w:val="21"/>
+          <w:szCs w:val="21"/>
+        </w:rPr>
+      </w:pPr>
+      <w:r>
+        <w:rPr>
+          <w:rFonts w:ascii="Consolas" w:eastAsia="Times New Roman" w:hAnsi="Consolas" w:cs="Times New Roman"/>
+          <w:color w:val="3B3B3B"/>
+          <w:sz w:val="21"/>
+          <w:szCs w:val="21"/>
+        </w:rPr>
+        <w:t xml:space="preserve">      </w:t>
+      </w:r>
+      <w:r>
+        <w:rPr>
+          <w:rFonts w:ascii="Consolas" w:eastAsia="Times New Roman" w:hAnsi="Consolas" w:cs="Times New Roman"/>
+          <w:color w:val="AF00DB"/>
+          <w:sz w:val="21"/>
+          <w:szCs w:val="21"/>
+        </w:rPr>
+        <w:t>return</w:t>
+      </w:r>
+      <w:r>
+        <w:rPr>
+          <w:rFonts w:ascii="Consolas" w:eastAsia="Times New Roman" w:hAnsi="Consolas" w:cs="Times New Roman"/>
+          <w:color w:val="3B3B3B"/>
+          <w:sz w:val="21"/>
+          <w:szCs w:val="21"/>
+        </w:rPr>
+        <w:t xml:space="preserve"> </w:t>
+      </w:r>
+      <w:r>
+        <w:rPr>
+          <w:rFonts w:ascii="Consolas" w:eastAsia="Times New Roman" w:hAnsi="Consolas" w:cs="Times New Roman"/>
+          <w:color w:val="0000FF"/>
+          <w:sz w:val="21"/>
+          <w:szCs w:val="21"/>
+        </w:rPr>
+        <w:t>true</w:t>
+      </w:r>
+    </w:p>
+    <w:p>
+      <w:pPr>
+        <w:shd w:val="clear" w:color="auto" w:fill="FFFFFF"/>
+        <w:spacing w:after="0" w:line="285" w:lineRule="atLeast"/>
+        <w:rPr>
+          <w:rFonts w:ascii="Consolas" w:eastAsia="Times New Roman" w:hAnsi="Consolas" w:cs="Times New Roman"/>
+          <w:color w:val="3B3B3B"/>
+          <w:sz w:val="21"/>
+          <w:szCs w:val="21"/>
+        </w:rPr>
+      </w:pPr>
+      <w:r>
+        <w:rPr>
+          <w:rFonts w:ascii="Consolas" w:eastAsia="Times New Roman" w:hAnsi="Consolas" w:cs="Times New Roman"/>
+          <w:color w:val="3B3B3B"/>
+          <w:sz w:val="21"/>
+          <w:szCs w:val="21"/>
+        </w:rPr>
+        <w:t>    }</w:t>
+      </w:r>
+    </w:p>
+    <w:p>
+      <w:pPr>
+        <w:shd w:val="clear" w:color="auto" w:fill="FFFFFF"/>
+        <w:spacing w:after="0" w:line="285" w:lineRule="atLeast"/>
+        <w:rPr>
+          <w:rFonts w:ascii="Consolas" w:eastAsia="Times New Roman" w:hAnsi="Consolas" w:cs="Times New Roman"/>
+          <w:color w:val="3B3B3B"/>
+          <w:sz w:val="21"/>
+          <w:szCs w:val="21"/>
+        </w:rPr>
+      </w:pPr>
+      <w:r>
+        <w:rPr>
+          <w:rFonts w:ascii="Consolas" w:eastAsia="Times New Roman" w:hAnsi="Consolas" w:cs="Times New Roman"/>
+          <w:color w:val="3B3B3B"/>
+          <w:sz w:val="21"/>
+          <w:szCs w:val="21"/>
+        </w:rPr>
+        <w:t>  }</w:t>
+      </w:r>
+    </w:p>
+    <w:p>
+      <w:pPr>
+        <w:shd w:val="clear" w:color="auto" w:fill="FFFFFF"/>
+        <w:spacing w:after="0" w:line="285" w:lineRule="atLeast"/>
+        <w:rPr>
+          <w:rFonts w:ascii="Consolas" w:eastAsia="Times New Roman" w:hAnsi="Consolas" w:cs="Times New Roman"/>
+          <w:color w:val="3B3B3B"/>
+          <w:sz w:val="21"/>
+          <w:szCs w:val="21"/>
+        </w:rPr>
+      </w:pPr>
+      <w:r>
+        <w:rPr>
+          <w:rFonts w:ascii="Consolas" w:eastAsia="Times New Roman" w:hAnsi="Consolas" w:cs="Times New Roman"/>
+          <w:color w:val="3B3B3B"/>
+          <w:sz w:val="21"/>
+          <w:szCs w:val="21"/>
+        </w:rPr>
+        <w:t>}</w:t>
+      </w:r>
+    </w:p>
+    <w:p>
+      <w:pPr>
+        <w:ind w:left="720" w:firstLine="720"/>
+        <w:rPr>
+          <w:rFonts w:ascii="Sakkal Majalla" w:hAnsi="Sakkal Majalla" w:cs="Sakkal Majalla"/>
+          <w:sz w:val="28"/>
+          <w:szCs w:val="28"/>
+        </w:rPr>
+      </w:pPr>
+      <w:r>
+        <w:rPr>
+          <w:rFonts w:ascii="Sakkal Majalla" w:hAnsi="Sakkal Majalla" w:cs="Sakkal Majalla"/>
+          <w:sz w:val="28"/>
+          <w:szCs w:val="28"/>
+        </w:rPr>
+        <w:t>**********************************************************************</w:t>
+      </w:r>
+    </w:p>
+    <w:p>
+      <w:pPr>
+        <w:rPr>
+          <w:rFonts w:ascii="Sakkal Majalla" w:hAnsi="Sakkal Majalla" w:cs="Sakkal Majalla"/>
+          <w:color w:val="404040"/>
+          <w:sz w:val="28"/>
+          <w:szCs w:val="28"/>
+          <w:shd w:val="clear" w:color="auto" w:fill="FDFDFD"/>
+        </w:rPr>
+      </w:pPr>
+      <w:r>
+        <w:rPr>
+          <w:rFonts w:ascii="Sakkal Majalla" w:hAnsi="Sakkal Majalla" w:cs="Sakkal Majalla"/>
+          <w:color w:val="404040"/>
+          <w:sz w:val="28"/>
+          <w:szCs w:val="28"/>
+          <w:shd w:val="clear" w:color="auto" w:fill="FDFDFD"/>
+        </w:rPr>
+        <w:t>By extending </w:t>
+      </w:r>
+      <w:r>
+        <w:rPr>
+          <w:rStyle w:val="HTMLCode"/>
+          <w:rFonts w:ascii="Sakkal Majalla" w:eastAsiaTheme="minorHAnsi" w:hAnsi="Sakkal Majalla" w:cs="Sakkal Majalla"/>
+          <w:color w:val="2876D2"/>
+          <w:sz w:val="28"/>
+          <w:szCs w:val="28"/>
+        </w:rPr>
+        <w:t>ArgumentsHost</w:t>
+      </w:r>
+      <w:r>
+        <w:rPr>
+          <w:rFonts w:ascii="Sakkal Majalla" w:hAnsi="Sakkal Majalla" w:cs="Sakkal Majalla"/>
+          <w:color w:val="404040"/>
+          <w:sz w:val="28"/>
+          <w:szCs w:val="28"/>
+          <w:shd w:val="clear" w:color="auto" w:fill="FDFDFD"/>
+        </w:rPr>
+        <w:t>, </w:t>
+      </w:r>
+      <w:r>
+        <w:rPr>
+          <w:rStyle w:val="HTMLCode"/>
+          <w:rFonts w:ascii="Sakkal Majalla" w:eastAsiaTheme="minorHAnsi" w:hAnsi="Sakkal Majalla" w:cs="Sakkal Majalla"/>
+          <w:color w:val="2876D2"/>
+          <w:sz w:val="28"/>
+          <w:szCs w:val="28"/>
+        </w:rPr>
+        <w:t>ExecutionContext</w:t>
+      </w:r>
+      <w:r>
+        <w:rPr>
+          <w:rFonts w:ascii="Sakkal Majalla" w:hAnsi="Sakkal Majalla" w:cs="Sakkal Majalla"/>
+          <w:color w:val="404040"/>
+          <w:sz w:val="28"/>
+          <w:szCs w:val="28"/>
+          <w:shd w:val="clear" w:color="auto" w:fill="FDFDFD"/>
+        </w:rPr>
+        <w:t xml:space="preserve"> also adds several new helper methods </w:t>
+      </w:r>
+      <w:r>
+        <w:rPr>
+          <w:rFonts w:ascii="Sakkal Majalla" w:hAnsi="Sakkal Majalla" w:cs="Sakkal Majalla"/>
+          <w:color w:val="C45911" w:themeColor="accent2" w:themeShade="BF"/>
+          <w:sz w:val="28"/>
+          <w:szCs w:val="28"/>
+          <w:shd w:val="clear" w:color="auto" w:fill="FDFDFD"/>
+        </w:rPr>
+        <w:t>that provide additional details about the current execution process</w:t>
+      </w:r>
+      <w:r>
+        <w:rPr>
+          <w:rFonts w:ascii="Sakkal Majalla" w:hAnsi="Sakkal Majalla" w:cs="Sakkal Majalla"/>
+          <w:color w:val="404040"/>
+          <w:sz w:val="28"/>
+          <w:szCs w:val="28"/>
+          <w:shd w:val="clear" w:color="auto" w:fill="FDFDFD"/>
+        </w:rPr>
+        <w:t>. These details can be helpful in building more generic guards that can work across a broad set of controllers, methods, and execution contexts.</w:t>
+      </w:r>
+    </w:p>
+    <w:p>
+      <w:pPr>
+        <w:ind w:left="720" w:firstLine="720"/>
+        <w:rPr>
+          <w:rFonts w:ascii="Sakkal Majalla" w:hAnsi="Sakkal Majalla" w:cs="Sakkal Majalla"/>
+          <w:sz w:val="28"/>
+          <w:szCs w:val="28"/>
+        </w:rPr>
+      </w:pPr>
+      <w:r>
+        <w:rPr>
+          <w:rFonts w:ascii="Sakkal Majalla" w:hAnsi="Sakkal Majalla" w:cs="Sakkal Majalla"/>
+          <w:sz w:val="28"/>
+          <w:szCs w:val="28"/>
+        </w:rPr>
+        <w:t>**********************************************************************</w:t>
+      </w:r>
+    </w:p>
+    <w:p>
+      <w:pPr>
+        <w:rPr>
+          <w:rFonts w:ascii="Sakkal Majalla" w:hAnsi="Sakkal Majalla" w:cs="Sakkal Majalla"/>
+          <w:sz w:val="28"/>
+          <w:szCs w:val="28"/>
+        </w:rPr>
+      </w:pPr>
+      <w:r>
+        <w:rPr>
+          <w:noProof/>
+        </w:rPr>
+        <w:drawing>
+          <wp:inline distT="0" distB="0" distL="0" distR="0" wp14:anchorId="691A5362" wp14:editId="6E99F08C">
+            <wp:extent cx="6098875" cy="2475230"/>
+            <wp:effectExtent l="0" t="0" r="0" b="1270"/>
+            <wp:docPr id="14" name="Picture 14"/>
+            <wp:cNvGraphicFramePr>
+              <a:graphicFrameLocks xmlns:a="http://schemas.openxmlformats.org/drawingml/2006/main" noChangeAspect="1"/>
+            </wp:cNvGraphicFramePr>
+            <a:graphic xmlns:a="http://schemas.openxmlformats.org/drawingml/2006/main">
+              <a:graphicData uri="http://schemas.openxmlformats.org/drawingml/2006/picture">
+                <pic:pic xmlns:pic="http://schemas.openxmlformats.org/drawingml/2006/picture">
+                  <pic:nvPicPr>
+                    <pic:cNvPr id="1" name=""/>
+                    <pic:cNvPicPr/>
+                  </pic:nvPicPr>
+                  <pic:blipFill>
+                    <a:blip r:embed="rId17"/>
+                    <a:stretch>
+                      <a:fillRect/>
+                    </a:stretch>
+                  </pic:blipFill>
+                  <pic:spPr>
+                    <a:xfrm>
+                      <a:off x="0" y="0"/>
+                      <a:ext cx="6121253" cy="2484312"/>
+                    </a:xfrm>
+                    <a:prstGeom prst="rect">
+                      <a:avLst/>
+                    </a:prstGeom>
+                  </pic:spPr>
+                </pic:pic>
+              </a:graphicData>
+            </a:graphic>
+          </wp:inline>
+        </w:drawing>
+      </w:r>
+    </w:p>
+    <w:p>
+      <w:pPr>
+        <w:ind w:left="720" w:firstLine="720"/>
+        <w:rPr>
+          <w:rFonts w:ascii="Sakkal Majalla" w:hAnsi="Sakkal Majalla" w:cs="Sakkal Majalla"/>
+          <w:sz w:val="28"/>
+          <w:szCs w:val="28"/>
+        </w:rPr>
+      </w:pPr>
+      <w:r>
+        <w:rPr>
+          <w:rFonts w:ascii="Sakkal Majalla" w:hAnsi="Sakkal Majalla" w:cs="Sakkal Majalla"/>
+          <w:sz w:val="28"/>
+          <w:szCs w:val="28"/>
+        </w:rPr>
+        <w:t>**********************************************************************</w:t>
+      </w:r>
+    </w:p>
+    <w:p>
+      <w:pPr>
+        <w:rPr>
+          <w:rFonts w:ascii="Sakkal Majalla" w:hAnsi="Sakkal Majalla" w:cs="Sakkal Majalla"/>
+          <w:sz w:val="28"/>
+          <w:szCs w:val="28"/>
+        </w:rPr>
+      </w:pPr>
+      <w:r>
+        <w:rPr>
+          <w:noProof/>
+        </w:rPr>
+        <w:lastRenderedPageBreak/>
+        <w:drawing>
+          <wp:inline distT="0" distB="0" distL="0" distR="0" wp14:anchorId="46D0A2F2" wp14:editId="74C94D5A">
+            <wp:extent cx="5943600" cy="3428365"/>
+            <wp:effectExtent l="0" t="0" r="0" b="635"/>
+            <wp:docPr id="16" name="Picture 16"/>
+            <wp:cNvGraphicFramePr>
+              <a:graphicFrameLocks xmlns:a="http://schemas.openxmlformats.org/drawingml/2006/main" noChangeAspect="1"/>
+            </wp:cNvGraphicFramePr>
+            <a:graphic xmlns:a="http://schemas.openxmlformats.org/drawingml/2006/main">
+              <a:graphicData uri="http://schemas.openxmlformats.org/drawingml/2006/picture">
+                <pic:pic xmlns:pic="http://schemas.openxmlformats.org/drawingml/2006/picture">
+                  <pic:nvPicPr>
+                    <pic:cNvPr id="1" name=""/>
+                    <pic:cNvPicPr/>
+                  </pic:nvPicPr>
+                  <pic:blipFill>
+                    <a:blip r:embed="rId18"/>
+                    <a:stretch>
+                      <a:fillRect/>
+                    </a:stretch>
+                  </pic:blipFill>
+                  <pic:spPr>
+                    <a:xfrm>
+                      <a:off x="0" y="0"/>
+                      <a:ext cx="5943600" cy="3428365"/>
                     </a:xfrm>
                     <a:prstGeom prst="rect">
                       <a:avLst/>
